--- a/EVEZEN - DOCUMENTATION.docx
+++ b/EVEZEN - DOCUMENTATION.docx
@@ -237,11 +237,6 @@
       <w:pPr>
         <w:spacing w:before="20" w:after="60"/>
         <w:jc w:val="both"/>
-        <w:rPr>
-          <w:rFonts w:ascii="Times New Roman" w:eastAsia="Times New Roman" w:hAnsi="Times New Roman" w:cs="Times New Roman"/>
-          <w:sz w:val="24"/>
-          <w:szCs w:val="24"/>
-        </w:rPr>
       </w:pPr>
       <w:r>
         <w:rPr>
@@ -253,7 +248,7 @@
         </w:rPr>
         <w:t xml:space="preserve">Deployment Link: </w:t>
       </w:r>
-      <w:hyperlink r:id="rId5" w:tgtFrame="_blank" w:history="1">
+      <w:hyperlink r:id="rId6" w:tgtFrame="_blank" w:history="1">
         <w:r>
           <w:rPr>
             <w:rStyle w:val="Hyperlink"/>
@@ -299,32 +294,90 @@
             <w:sz w:val="24"/>
             <w:szCs w:val="24"/>
           </w:rPr>
-          <w:t>delta.verc</w:t>
-        </w:r>
-        <w:r>
-          <w:rPr>
-            <w:rStyle w:val="Hyperlink"/>
-            <w:rFonts w:ascii="Times New Roman" w:eastAsia="Times New Roman" w:hAnsi="Times New Roman" w:cs="Times New Roman"/>
-            <w:b/>
-            <w:bCs/>
-            <w:sz w:val="24"/>
-            <w:szCs w:val="24"/>
-          </w:rPr>
-          <w:t>e</w:t>
-        </w:r>
-        <w:r>
-          <w:rPr>
-            <w:rStyle w:val="Hyperlink"/>
-            <w:rFonts w:ascii="Times New Roman" w:eastAsia="Times New Roman" w:hAnsi="Times New Roman" w:cs="Times New Roman"/>
-            <w:b/>
-            <w:bCs/>
-            <w:sz w:val="24"/>
-            <w:szCs w:val="24"/>
-          </w:rPr>
-          <w:t>l.app</w:t>
+          <w:t>delta.vercel.app</w:t>
         </w:r>
         <w:proofErr w:type="spellEnd"/>
       </w:hyperlink>
+    </w:p>
+    <w:p>
+      <w:pPr>
+        <w:spacing w:before="20" w:after="60"/>
+        <w:jc w:val="both"/>
+        <w:rPr>
+          <w:rFonts w:ascii="Times New Roman" w:eastAsia="Times New Roman" w:hAnsi="Times New Roman" w:cs="Times New Roman"/>
+          <w:b/>
+          <w:bCs/>
+          <w:sz w:val="24"/>
+          <w:szCs w:val="24"/>
+        </w:rPr>
+      </w:pPr>
+      <w:r>
+        <w:rPr>
+          <w:b/>
+          <w:bCs/>
+        </w:rPr>
+        <w:t xml:space="preserve">Admin </w:t>
+      </w:r>
+      <w:proofErr w:type="gramStart"/>
+      <w:r>
+        <w:rPr>
+          <w:b/>
+          <w:bCs/>
+        </w:rPr>
+        <w:t>Email :</w:t>
+      </w:r>
+      <w:proofErr w:type="gramEnd"/>
+      <w:r>
+        <w:rPr>
+          <w:b/>
+          <w:bCs/>
+        </w:rPr>
+        <w:t xml:space="preserve"> </w:t>
+      </w:r>
+      <w:r>
+        <w:t>admin@gmail.com</w:t>
+      </w:r>
+    </w:p>
+    <w:p>
+      <w:pPr>
+        <w:spacing w:before="20" w:after="60"/>
+        <w:jc w:val="both"/>
+        <w:rPr>
+          <w:rFonts w:ascii="Times New Roman" w:eastAsia="Times New Roman" w:hAnsi="Times New Roman" w:cs="Times New Roman"/>
+          <w:sz w:val="24"/>
+          <w:szCs w:val="24"/>
+        </w:rPr>
+      </w:pPr>
+      <w:proofErr w:type="gramStart"/>
+      <w:r>
+        <w:rPr>
+          <w:rFonts w:ascii="Times New Roman" w:eastAsia="Times New Roman" w:hAnsi="Times New Roman" w:cs="Times New Roman"/>
+          <w:b/>
+          <w:bCs/>
+          <w:sz w:val="24"/>
+          <w:szCs w:val="24"/>
+        </w:rPr>
+        <w:t>Password :</w:t>
+      </w:r>
+      <w:proofErr w:type="gramEnd"/>
+      <w:r>
+        <w:rPr>
+          <w:rFonts w:ascii="Times New Roman" w:eastAsia="Times New Roman" w:hAnsi="Times New Roman" w:cs="Times New Roman"/>
+          <w:b/>
+          <w:bCs/>
+          <w:sz w:val="24"/>
+          <w:szCs w:val="24"/>
+        </w:rPr>
+        <w:t xml:space="preserve"> </w:t>
+      </w:r>
+      <w:r>
+        <w:rPr>
+          <w:rFonts w:ascii="Times New Roman" w:eastAsia="Times New Roman" w:hAnsi="Times New Roman" w:cs="Times New Roman"/>
+          <w:sz w:val="24"/>
+          <w:szCs w:val="24"/>
+        </w:rPr>
+        <w:t>732006</w:t>
+      </w:r>
     </w:p>
     <w:p>
       <w:pPr>
@@ -1116,6 +1169,17 @@
     </w:p>
     <w:p>
       <w:pPr>
+        <w:spacing w:before="20" w:after="60"/>
+        <w:jc w:val="both"/>
+        <w:rPr>
+          <w:rFonts w:ascii="Times New Roman" w:eastAsia="Times New Roman" w:hAnsi="Times New Roman" w:cs="Times New Roman"/>
+          <w:sz w:val="24"/>
+          <w:szCs w:val="24"/>
+        </w:rPr>
+      </w:pPr>
+    </w:p>
+    <w:p>
+      <w:pPr>
         <w:pStyle w:val="Heading2"/>
         <w:keepNext w:val="0"/>
         <w:keepLines w:val="0"/>
@@ -1168,7 +1232,16 @@
           <w:sz w:val="24"/>
           <w:szCs w:val="24"/>
         </w:rPr>
-        <w:t xml:space="preserve"> is a centralized web-based Institutional Event Management System developed using the MERN Stack. It automates the complete event lifecycle, including event creation, venue management, faculty and supporting staff assignment, student registration, secure attendance verification using Dynamic QR Codes and OTP, certificate generation, discussion forums, notifications, and CSV report generation. The platform provides role-based access to ensure that each user can perform only authorized operations.</w:t>
+        <w:t xml:space="preserve"> is a centralized web-based Institutional Event Management System developed using the MERN Stack. It automates the complete event lifecycle, including event creation, venue management, faculty and supporting staff assignment, student registration, secure attendance verification using Dynamic QR Codes and OTP, certificate generation, discussion forums, </w:t>
+      </w:r>
+      <w:r>
+        <w:rPr>
+          <w:rFonts w:ascii="Times New Roman" w:eastAsia="Times New Roman" w:hAnsi="Times New Roman" w:cs="Times New Roman"/>
+          <w:sz w:val="24"/>
+          <w:szCs w:val="24"/>
+        </w:rPr>
+        <w:lastRenderedPageBreak/>
+        <w:t>notifications, and CSV report generation. The platform provides role-based access to ensure that each user can perform only authorized operations.</w:t>
       </w:r>
     </w:p>
     <w:p>
@@ -1215,29 +1288,13 @@
         <w:spacing w:before="20" w:after="60"/>
         <w:jc w:val="both"/>
         <w:rPr>
-          <w:rFonts w:ascii="Times New Roman" w:eastAsia="Times New Roman" w:hAnsi="Times New Roman" w:cs="Times New Roman"/>
-          <w:b/>
-          <w:bCs/>
-          <w:sz w:val="24"/>
-          <w:szCs w:val="24"/>
-        </w:rPr>
-      </w:pPr>
-      <w:bookmarkStart w:id="8" w:name="_2pgu6c68c3u1" w:colFirst="0" w:colLast="0"/>
-      <w:bookmarkEnd w:id="8"/>
-    </w:p>
-    <w:p>
-      <w:pPr>
-        <w:pStyle w:val="Heading2"/>
-        <w:keepNext w:val="0"/>
-        <w:keepLines w:val="0"/>
-        <w:spacing w:before="20" w:after="60"/>
-        <w:jc w:val="both"/>
-        <w:rPr>
           <w:sz w:val="34"/>
           <w:szCs w:val="34"/>
         </w:rPr>
       </w:pPr>
+      <w:bookmarkStart w:id="8" w:name="_2pgu6c68c3u1" w:colFirst="0" w:colLast="0"/>
       <w:bookmarkStart w:id="9" w:name="_ircix4flu0v0" w:colFirst="0" w:colLast="0"/>
+      <w:bookmarkEnd w:id="8"/>
       <w:bookmarkEnd w:id="9"/>
       <w:r>
         <w:rPr>
@@ -1846,6 +1903,22 @@
       </w:pPr>
       <w:bookmarkStart w:id="15" w:name="_qlp2bqf7t6f1" w:colFirst="0" w:colLast="0"/>
       <w:bookmarkEnd w:id="15"/>
+    </w:p>
+    <w:p>
+      <w:pPr>
+        <w:pStyle w:val="Heading2"/>
+        <w:keepNext w:val="0"/>
+        <w:keepLines w:val="0"/>
+        <w:spacing w:before="20" w:after="60"/>
+        <w:jc w:val="both"/>
+        <w:rPr>
+          <w:rFonts w:ascii="Times New Roman" w:eastAsia="Times New Roman" w:hAnsi="Times New Roman" w:cs="Times New Roman"/>
+          <w:b/>
+          <w:bCs/>
+          <w:sz w:val="24"/>
+          <w:szCs w:val="24"/>
+        </w:rPr>
+      </w:pPr>
       <w:r>
         <w:rPr>
           <w:rFonts w:ascii="Times New Roman" w:eastAsia="Times New Roman" w:hAnsi="Times New Roman" w:cs="Times New Roman"/>
@@ -2016,6 +2089,7 @@
           <w:sz w:val="24"/>
           <w:szCs w:val="24"/>
         </w:rPr>
+        <w:lastRenderedPageBreak/>
         <w:t xml:space="preserve">By adopting a digital workflow, </w:t>
       </w:r>
       <w:proofErr w:type="spellStart"/>
@@ -2415,6 +2489,17 @@
         </w:rPr>
         <w:t>To generate reports that help administrators analyze event participation.</w:t>
       </w:r>
+    </w:p>
+    <w:p>
+      <w:pPr>
+        <w:spacing w:before="20" w:after="60"/>
+        <w:jc w:val="both"/>
+        <w:rPr>
+          <w:rFonts w:ascii="Times New Roman" w:eastAsia="Times New Roman" w:hAnsi="Times New Roman" w:cs="Times New Roman"/>
+          <w:sz w:val="24"/>
+          <w:szCs w:val="24"/>
+        </w:rPr>
+      </w:pPr>
     </w:p>
     <w:p>
       <w:pPr>
@@ -2971,6 +3056,7 @@
                 <w:sz w:val="24"/>
                 <w:szCs w:val="24"/>
               </w:rPr>
+              <w:lastRenderedPageBreak/>
               <w:t>Supporting  Staff</w:t>
             </w:r>
             <w:proofErr w:type="gramEnd"/>
@@ -3029,7 +3115,6 @@
                 <w:sz w:val="24"/>
                 <w:szCs w:val="24"/>
               </w:rPr>
-              <w:lastRenderedPageBreak/>
               <w:t>Assign staff based on event requirements</w:t>
             </w:r>
           </w:p>
@@ -3094,7 +3179,6 @@
                 <w:sz w:val="24"/>
                 <w:szCs w:val="24"/>
               </w:rPr>
-              <w:lastRenderedPageBreak/>
               <w:t>Student Management</w:t>
             </w:r>
           </w:p>
@@ -3164,7 +3248,6 @@
                 <w:sz w:val="24"/>
                 <w:szCs w:val="24"/>
               </w:rPr>
-              <w:lastRenderedPageBreak/>
               <w:t>Attendance verification</w:t>
             </w:r>
           </w:p>
@@ -3229,7 +3312,6 @@
                 <w:sz w:val="24"/>
                 <w:szCs w:val="24"/>
               </w:rPr>
-              <w:lastRenderedPageBreak/>
               <w:t>Attendance Management</w:t>
             </w:r>
           </w:p>
@@ -3322,7 +3404,6 @@
                 <w:sz w:val="24"/>
                 <w:szCs w:val="24"/>
               </w:rPr>
-              <w:lastRenderedPageBreak/>
               <w:t>Anti-fraud attendance validation</w:t>
             </w:r>
           </w:p>
@@ -3366,7 +3447,6 @@
                 <w:sz w:val="24"/>
                 <w:szCs w:val="24"/>
               </w:rPr>
-              <w:lastRenderedPageBreak/>
               <w:t>Communication</w:t>
             </w:r>
           </w:p>
@@ -3652,6 +3732,17 @@
     </w:p>
     <w:p>
       <w:pPr>
+        <w:spacing w:before="20" w:after="60"/>
+        <w:jc w:val="both"/>
+        <w:rPr>
+          <w:rFonts w:ascii="Times New Roman" w:eastAsia="Times New Roman" w:hAnsi="Times New Roman" w:cs="Times New Roman"/>
+          <w:sz w:val="24"/>
+          <w:szCs w:val="24"/>
+        </w:rPr>
+      </w:pPr>
+    </w:p>
+    <w:p>
+      <w:pPr>
         <w:pStyle w:val="Heading2"/>
         <w:keepNext w:val="0"/>
         <w:keepLines w:val="0"/>
@@ -3948,6 +4039,17 @@
     </w:p>
     <w:p>
       <w:pPr>
+        <w:spacing w:before="20" w:after="60"/>
+        <w:jc w:val="both"/>
+        <w:rPr>
+          <w:rFonts w:ascii="Times New Roman" w:eastAsia="Times New Roman" w:hAnsi="Times New Roman" w:cs="Times New Roman"/>
+          <w:sz w:val="24"/>
+          <w:szCs w:val="24"/>
+        </w:rPr>
+      </w:pPr>
+    </w:p>
+    <w:p>
+      <w:pPr>
         <w:pStyle w:val="Heading2"/>
         <w:keepNext w:val="0"/>
         <w:keepLines w:val="0"/>
@@ -4032,6 +4134,7 @@
           <w:sz w:val="24"/>
           <w:szCs w:val="24"/>
         </w:rPr>
+        <w:lastRenderedPageBreak/>
         <w:t>Viewing assigned events</w:t>
       </w:r>
     </w:p>
@@ -4152,6 +4255,18 @@
     </w:p>
     <w:p>
       <w:pPr>
+        <w:spacing w:before="20" w:after="60"/>
+        <w:ind w:left="360"/>
+        <w:jc w:val="both"/>
+        <w:rPr>
+          <w:rFonts w:ascii="Times New Roman" w:eastAsia="Times New Roman" w:hAnsi="Times New Roman" w:cs="Times New Roman"/>
+          <w:sz w:val="24"/>
+          <w:szCs w:val="24"/>
+        </w:rPr>
+      </w:pPr>
+    </w:p>
+    <w:p>
+      <w:pPr>
         <w:pStyle w:val="Heading2"/>
         <w:keepNext w:val="0"/>
         <w:keepLines w:val="0"/>
@@ -4175,7 +4290,6 @@
           <w:sz w:val="24"/>
           <w:szCs w:val="24"/>
         </w:rPr>
-        <w:lastRenderedPageBreak/>
         <w:t>4.3 Students</w:t>
       </w:r>
     </w:p>
@@ -4791,6 +4905,7 @@
           <w:sz w:val="24"/>
           <w:szCs w:val="24"/>
         </w:rPr>
+        <w:lastRenderedPageBreak/>
         <w:t>Assigned faculty</w:t>
       </w:r>
     </w:p>
@@ -4952,7 +5067,6 @@
           <w:sz w:val="24"/>
           <w:szCs w:val="24"/>
         </w:rPr>
-        <w:lastRenderedPageBreak/>
         <w:t>The Dynamic QR Code refreshes automatically every 20 seconds using Time-Based One-Time Password (TOTP) technology.</w:t>
       </w:r>
     </w:p>
@@ -5260,7 +5374,16 @@
           <w:sz w:val="24"/>
           <w:szCs w:val="24"/>
         </w:rPr>
-        <w:t>Many educational institutions still rely on traditional methods to organize and manage events. Event information is often maintained using spreadsheets, paper forms, and manual communication. Student registrations are collected through physical forms or simple online forms without centralized management. Attendance is usually recorded manually, making the process time-consuming and prone to errors.</w:t>
+        <w:t xml:space="preserve">Many educational institutions still rely on traditional methods to organize and manage events. Event information is often maintained using spreadsheets, paper forms, and manual communication. Student registrations are collected through physical forms or simple online forms </w:t>
+      </w:r>
+      <w:r>
+        <w:rPr>
+          <w:rFonts w:ascii="Times New Roman" w:eastAsia="Times New Roman" w:hAnsi="Times New Roman" w:cs="Times New Roman"/>
+          <w:sz w:val="24"/>
+          <w:szCs w:val="24"/>
+        </w:rPr>
+        <w:lastRenderedPageBreak/>
+        <w:t>without centralized management. Attendance is usually recorded manually, making the process time-consuming and prone to errors.</w:t>
       </w:r>
     </w:p>
     <w:p>
@@ -5281,6 +5404,17 @@
         </w:rPr>
         <w:t>Faculty assignments, venue allocation, and supporting staff coordination are also managed manually, increasing the possibility of scheduling conflicts. Event announcements are communicated through notice boards or messaging applications, resulting in scattered communication. Additionally, participation certificates are prepared manually, consuming significant administrative effort.</w:t>
       </w:r>
+    </w:p>
+    <w:p>
+      <w:pPr>
+        <w:spacing w:before="20" w:after="60"/>
+        <w:jc w:val="both"/>
+        <w:rPr>
+          <w:rFonts w:ascii="Times New Roman" w:eastAsia="Times New Roman" w:hAnsi="Times New Roman" w:cs="Times New Roman"/>
+          <w:sz w:val="24"/>
+          <w:szCs w:val="24"/>
+        </w:rPr>
+      </w:pPr>
     </w:p>
     <w:p>
       <w:pPr>
@@ -5332,7 +5466,6 @@
           <w:sz w:val="24"/>
           <w:szCs w:val="24"/>
         </w:rPr>
-        <w:lastRenderedPageBreak/>
         <w:t>Manual event registration process.</w:t>
       </w:r>
     </w:p>
@@ -5651,6 +5784,17 @@
     </w:p>
     <w:p>
       <w:pPr>
+        <w:spacing w:before="20" w:after="60"/>
+        <w:jc w:val="both"/>
+        <w:rPr>
+          <w:rFonts w:ascii="Times New Roman" w:eastAsia="Times New Roman" w:hAnsi="Times New Roman" w:cs="Times New Roman"/>
+          <w:sz w:val="24"/>
+          <w:szCs w:val="24"/>
+        </w:rPr>
+      </w:pPr>
+    </w:p>
+    <w:p>
+      <w:pPr>
         <w:pStyle w:val="Heading3"/>
         <w:keepNext w:val="0"/>
         <w:keepLines w:val="0"/>
@@ -5791,6 +5935,7 @@
           <w:sz w:val="24"/>
           <w:szCs w:val="24"/>
         </w:rPr>
+        <w:lastRenderedPageBreak/>
         <w:t>Faculty and supporting staff assignment.</w:t>
       </w:r>
     </w:p>
@@ -6005,7 +6150,6 @@
           <w:sz w:val="24"/>
           <w:szCs w:val="24"/>
         </w:rPr>
-        <w:lastRenderedPageBreak/>
         <w:t>The proposed system offers several advantages over the traditional event management process.</w:t>
       </w:r>
     </w:p>
@@ -6862,6 +7006,7 @@
                 <w:sz w:val="24"/>
                 <w:szCs w:val="24"/>
               </w:rPr>
+              <w:lastRenderedPageBreak/>
               <w:t>User Roles</w:t>
             </w:r>
           </w:p>
@@ -7196,7 +7341,6 @@
                 <w:sz w:val="24"/>
                 <w:szCs w:val="24"/>
               </w:rPr>
-              <w:lastRenderedPageBreak/>
               <w:t>Notifications</w:t>
             </w:r>
           </w:p>
@@ -8006,6 +8150,7 @@
                 <w:sz w:val="24"/>
                 <w:szCs w:val="24"/>
               </w:rPr>
+              <w:lastRenderedPageBreak/>
               <w:t>View dashboard statistics.</w:t>
             </w:r>
           </w:p>
@@ -8190,7 +8335,6 @@
                 <w:sz w:val="24"/>
                 <w:szCs w:val="24"/>
               </w:rPr>
-              <w:lastRenderedPageBreak/>
               <w:t>Assign supporting staff to events.</w:t>
             </w:r>
           </w:p>
@@ -8342,6 +8486,7 @@
                 <w:sz w:val="24"/>
                 <w:szCs w:val="24"/>
               </w:rPr>
+              <w:lastRenderedPageBreak/>
               <w:t>Generate Dynamic QR Codes.</w:t>
             </w:r>
           </w:p>
@@ -9304,6 +9449,7 @@
                 <w:sz w:val="24"/>
                 <w:szCs w:val="24"/>
               </w:rPr>
+              <w:lastRenderedPageBreak/>
               <w:t>11.5 Supporting Staff Module</w:t>
             </w:r>
           </w:p>
@@ -9509,7 +9655,6 @@
           <w:sz w:val="24"/>
           <w:szCs w:val="24"/>
         </w:rPr>
-        <w:lastRenderedPageBreak/>
         <w:t>12. Non-Functional Requirements</w:t>
       </w:r>
     </w:p>
@@ -10259,7 +10404,6 @@
           <w:sz w:val="24"/>
           <w:szCs w:val="24"/>
         </w:rPr>
-        <w:lastRenderedPageBreak/>
         <w:t>The interface should be:</w:t>
       </w:r>
     </w:p>
@@ -10354,6 +10498,18 @@
         </w:rPr>
         <w:t>Consistent across browsers.</w:t>
       </w:r>
+    </w:p>
+    <w:p>
+      <w:pPr>
+        <w:spacing w:before="20" w:after="60"/>
+        <w:ind w:left="360"/>
+        <w:jc w:val="both"/>
+        <w:rPr>
+          <w:rFonts w:ascii="Times New Roman" w:eastAsia="Times New Roman" w:hAnsi="Times New Roman" w:cs="Times New Roman"/>
+          <w:sz w:val="24"/>
+          <w:szCs w:val="24"/>
+        </w:rPr>
+      </w:pPr>
     </w:p>
     <w:p>
       <w:pPr>
@@ -11234,6 +11390,7 @@
                 <w:sz w:val="24"/>
                 <w:szCs w:val="24"/>
               </w:rPr>
+              <w:lastRenderedPageBreak/>
               <w:t>Programming Languages</w:t>
             </w:r>
           </w:p>
@@ -11590,7 +11747,6 @@
                 <w:sz w:val="24"/>
                 <w:szCs w:val="24"/>
               </w:rPr>
-              <w:lastRenderedPageBreak/>
               <w:t>Authentication</w:t>
             </w:r>
           </w:p>
@@ -12053,83 +12209,101 @@
           <w:sz w:val="24"/>
           <w:szCs w:val="24"/>
         </w:rPr>
-        <w:t xml:space="preserve">                   +-------------------------+</w:t>
-      </w:r>
-    </w:p>
-    <w:p>
-      <w:pPr>
-        <w:spacing w:before="20" w:after="60"/>
-        <w:jc w:val="both"/>
-        <w:rPr>
-          <w:rFonts w:ascii="Times New Roman" w:eastAsia="Times New Roman" w:hAnsi="Times New Roman" w:cs="Times New Roman"/>
-          <w:sz w:val="24"/>
-          <w:szCs w:val="24"/>
-        </w:rPr>
-      </w:pPr>
-      <w:r>
-        <w:rPr>
-          <w:rFonts w:ascii="Times New Roman" w:eastAsia="Times New Roman" w:hAnsi="Times New Roman" w:cs="Times New Roman"/>
-          <w:sz w:val="24"/>
-          <w:szCs w:val="24"/>
-        </w:rPr>
-        <w:t xml:space="preserve">                    |      React.js UI        |</w:t>
-      </w:r>
-    </w:p>
-    <w:p>
-      <w:pPr>
-        <w:spacing w:before="20" w:after="60"/>
-        <w:jc w:val="both"/>
-        <w:rPr>
-          <w:rFonts w:ascii="Times New Roman" w:eastAsia="Times New Roman" w:hAnsi="Times New Roman" w:cs="Times New Roman"/>
-          <w:sz w:val="24"/>
-          <w:szCs w:val="24"/>
-        </w:rPr>
-      </w:pPr>
-      <w:r>
-        <w:rPr>
-          <w:rFonts w:ascii="Times New Roman" w:eastAsia="Times New Roman" w:hAnsi="Times New Roman" w:cs="Times New Roman"/>
-          <w:sz w:val="24"/>
-          <w:szCs w:val="24"/>
-        </w:rPr>
-        <w:t xml:space="preserve">                    |      Bootstrap 5        |</w:t>
-      </w:r>
-    </w:p>
-    <w:p>
-      <w:pPr>
-        <w:spacing w:before="20" w:after="60"/>
-        <w:jc w:val="both"/>
-        <w:rPr>
-          <w:rFonts w:ascii="Times New Roman" w:eastAsia="Times New Roman" w:hAnsi="Times New Roman" w:cs="Times New Roman"/>
-          <w:sz w:val="24"/>
-          <w:szCs w:val="24"/>
-        </w:rPr>
-      </w:pPr>
-      <w:r>
-        <w:rPr>
-          <w:rFonts w:ascii="Times New Roman" w:eastAsia="Times New Roman" w:hAnsi="Times New Roman" w:cs="Times New Roman"/>
-          <w:sz w:val="24"/>
-          <w:szCs w:val="24"/>
-        </w:rPr>
-        <w:t xml:space="preserve">                    +-----------+-------------+</w:t>
-      </w:r>
-    </w:p>
-    <w:p>
-      <w:pPr>
-        <w:spacing w:before="20" w:after="60"/>
-        <w:jc w:val="both"/>
-        <w:rPr>
-          <w:rFonts w:ascii="Times New Roman" w:eastAsia="Times New Roman" w:hAnsi="Times New Roman" w:cs="Times New Roman"/>
-          <w:sz w:val="24"/>
-          <w:szCs w:val="24"/>
-        </w:rPr>
-      </w:pPr>
-      <w:r>
-        <w:rPr>
-          <w:rFonts w:ascii="Times New Roman" w:eastAsia="Times New Roman" w:hAnsi="Times New Roman" w:cs="Times New Roman"/>
-          <w:sz w:val="24"/>
-          <w:szCs w:val="24"/>
-        </w:rPr>
-        <w:t xml:space="preserve">                                |</w:t>
+        <w:t xml:space="preserve">                  </w:t>
+      </w:r>
+      <w:r>
+        <w:rPr>
+          <w:rFonts w:ascii="Times New Roman" w:eastAsia="Times New Roman" w:hAnsi="Times New Roman" w:cs="Times New Roman"/>
+          <w:sz w:val="24"/>
+          <w:szCs w:val="24"/>
+        </w:rPr>
+        <w:t xml:space="preserve">       </w:t>
+      </w:r>
+      <w:r>
+        <w:rPr>
+          <w:rFonts w:ascii="Times New Roman" w:eastAsia="Times New Roman" w:hAnsi="Times New Roman" w:cs="Times New Roman"/>
+          <w:sz w:val="24"/>
+          <w:szCs w:val="24"/>
+        </w:rPr>
+        <w:t xml:space="preserve"> React.js UI       </w:t>
+      </w:r>
+      <w:r>
+        <w:rPr>
+          <w:rFonts w:ascii="Times New Roman" w:eastAsia="Times New Roman" w:hAnsi="Times New Roman" w:cs="Times New Roman"/>
+          <w:sz w:val="24"/>
+          <w:szCs w:val="24"/>
+        </w:rPr>
+        <w:t xml:space="preserve">  </w:t>
+      </w:r>
+      <w:r>
+        <w:rPr>
+          <w:rFonts w:ascii="Times New Roman" w:eastAsia="Times New Roman" w:hAnsi="Times New Roman" w:cs="Times New Roman"/>
+          <w:sz w:val="24"/>
+          <w:szCs w:val="24"/>
+        </w:rPr>
+        <w:t xml:space="preserve"> </w:t>
+      </w:r>
+    </w:p>
+    <w:p>
+      <w:pPr>
+        <w:spacing w:before="20" w:after="60"/>
+        <w:jc w:val="both"/>
+        <w:rPr>
+          <w:rFonts w:ascii="Times New Roman" w:eastAsia="Times New Roman" w:hAnsi="Times New Roman" w:cs="Times New Roman"/>
+          <w:sz w:val="24"/>
+          <w:szCs w:val="24"/>
+        </w:rPr>
+      </w:pPr>
+      <w:r>
+        <w:rPr>
+          <w:rFonts w:ascii="Times New Roman" w:eastAsia="Times New Roman" w:hAnsi="Times New Roman" w:cs="Times New Roman"/>
+          <w:sz w:val="24"/>
+          <w:szCs w:val="24"/>
+        </w:rPr>
+        <w:t xml:space="preserve">                          Bootstrap 5        </w:t>
+      </w:r>
+      <w:r>
+        <w:rPr>
+          <w:rFonts w:ascii="Times New Roman" w:eastAsia="Times New Roman" w:hAnsi="Times New Roman" w:cs="Times New Roman"/>
+          <w:sz w:val="24"/>
+          <w:szCs w:val="24"/>
+        </w:rPr>
+        <w:t xml:space="preserve">  </w:t>
+      </w:r>
+    </w:p>
+    <w:p>
+      <w:pPr>
+        <w:spacing w:before="20" w:after="60"/>
+        <w:jc w:val="both"/>
+        <w:rPr>
+          <w:rFonts w:ascii="Times New Roman" w:eastAsia="Times New Roman" w:hAnsi="Times New Roman" w:cs="Times New Roman"/>
+          <w:sz w:val="24"/>
+          <w:szCs w:val="24"/>
+        </w:rPr>
+      </w:pPr>
+      <w:r>
+        <w:rPr>
+          <w:rFonts w:ascii="Times New Roman" w:eastAsia="Times New Roman" w:hAnsi="Times New Roman" w:cs="Times New Roman"/>
+          <w:sz w:val="24"/>
+          <w:szCs w:val="24"/>
+        </w:rPr>
+        <w:t xml:space="preserve">                                </w:t>
+      </w:r>
+      <w:r>
+        <w:rPr>
+          <w:rFonts w:ascii="Times New Roman" w:eastAsia="Times New Roman" w:hAnsi="Times New Roman" w:cs="Times New Roman"/>
+          <w:sz w:val="24"/>
+          <w:szCs w:val="24"/>
+        </w:rPr>
+        <w:t xml:space="preserve">  </w:t>
+      </w:r>
+      <w:r>
+        <w:rPr>
+          <w:rFonts w:ascii="Times New Roman" w:eastAsia="Times New Roman" w:hAnsi="Times New Roman" w:cs="Times New Roman"/>
+          <w:sz w:val="24"/>
+          <w:szCs w:val="24"/>
+        </w:rPr>
+        <w:t>|</w:t>
       </w:r>
     </w:p>
     <w:p>
@@ -12167,26 +12341,115 @@
           <w:sz w:val="24"/>
           <w:szCs w:val="24"/>
         </w:rPr>
-        <w:t xml:space="preserve">                                |</w:t>
-      </w:r>
-    </w:p>
-    <w:p>
-      <w:pPr>
-        <w:spacing w:before="20" w:after="60"/>
-        <w:jc w:val="both"/>
-        <w:rPr>
-          <w:rFonts w:ascii="Times New Roman" w:eastAsia="Times New Roman" w:hAnsi="Times New Roman" w:cs="Times New Roman"/>
-          <w:sz w:val="24"/>
-          <w:szCs w:val="24"/>
-        </w:rPr>
-      </w:pPr>
-      <w:r>
-        <w:rPr>
-          <w:rFonts w:ascii="Times New Roman" w:eastAsia="Times New Roman" w:hAnsi="Times New Roman" w:cs="Times New Roman"/>
-          <w:sz w:val="24"/>
-          <w:szCs w:val="24"/>
-        </w:rPr>
-        <w:t xml:space="preserve">                    +-----------+-------------+</w:t>
+        <w:t xml:space="preserve">                               </w:t>
+      </w:r>
+      <w:r>
+        <w:rPr>
+          <w:rFonts w:ascii="Times New Roman" w:eastAsia="Times New Roman" w:hAnsi="Times New Roman" w:cs="Times New Roman"/>
+          <w:sz w:val="24"/>
+          <w:szCs w:val="24"/>
+        </w:rPr>
+        <w:t xml:space="preserve">   </w:t>
+      </w:r>
+      <w:r>
+        <w:rPr>
+          <w:rFonts w:ascii="Times New Roman" w:eastAsia="Times New Roman" w:hAnsi="Times New Roman" w:cs="Times New Roman"/>
+          <w:sz w:val="24"/>
+          <w:szCs w:val="24"/>
+        </w:rPr>
+        <w:t>|</w:t>
+      </w:r>
+    </w:p>
+    <w:p>
+      <w:pPr>
+        <w:spacing w:before="20" w:after="60"/>
+        <w:jc w:val="both"/>
+        <w:rPr>
+          <w:rFonts w:ascii="Times New Roman" w:eastAsia="Times New Roman" w:hAnsi="Times New Roman" w:cs="Times New Roman"/>
+          <w:sz w:val="24"/>
+          <w:szCs w:val="24"/>
+        </w:rPr>
+      </w:pPr>
+      <w:r>
+        <w:rPr>
+          <w:rFonts w:ascii="Times New Roman" w:eastAsia="Times New Roman" w:hAnsi="Times New Roman" w:cs="Times New Roman"/>
+          <w:sz w:val="24"/>
+          <w:szCs w:val="24"/>
+        </w:rPr>
+        <w:t xml:space="preserve">                     Node.js + Express.js   </w:t>
+      </w:r>
+    </w:p>
+    <w:p>
+      <w:pPr>
+        <w:spacing w:before="20" w:after="60"/>
+        <w:jc w:val="both"/>
+        <w:rPr>
+          <w:rFonts w:ascii="Times New Roman" w:eastAsia="Times New Roman" w:hAnsi="Times New Roman" w:cs="Times New Roman"/>
+          <w:sz w:val="24"/>
+          <w:szCs w:val="24"/>
+        </w:rPr>
+      </w:pPr>
+      <w:r>
+        <w:rPr>
+          <w:rFonts w:ascii="Times New Roman" w:eastAsia="Times New Roman" w:hAnsi="Times New Roman" w:cs="Times New Roman"/>
+          <w:sz w:val="24"/>
+          <w:szCs w:val="24"/>
+        </w:rPr>
+        <w:t xml:space="preserve">                    Business Logic &amp; JWT </w:t>
+      </w:r>
+    </w:p>
+    <w:p>
+      <w:pPr>
+        <w:spacing w:before="20" w:after="60"/>
+        <w:jc w:val="both"/>
+        <w:rPr>
+          <w:rFonts w:ascii="Times New Roman" w:eastAsia="Times New Roman" w:hAnsi="Times New Roman" w:cs="Times New Roman"/>
+          <w:sz w:val="24"/>
+          <w:szCs w:val="24"/>
+        </w:rPr>
+      </w:pPr>
+      <w:r>
+        <w:rPr>
+          <w:rFonts w:ascii="Times New Roman" w:eastAsia="Times New Roman" w:hAnsi="Times New Roman" w:cs="Times New Roman"/>
+          <w:sz w:val="24"/>
+          <w:szCs w:val="24"/>
+        </w:rPr>
+        <w:t xml:space="preserve">                              </w:t>
+      </w:r>
+      <w:r>
+        <w:rPr>
+          <w:rFonts w:ascii="Times New Roman" w:eastAsia="Times New Roman" w:hAnsi="Times New Roman" w:cs="Times New Roman"/>
+          <w:sz w:val="24"/>
+          <w:szCs w:val="24"/>
+        </w:rPr>
+        <w:t xml:space="preserve">  </w:t>
+      </w:r>
+      <w:r>
+        <w:rPr>
+          <w:rFonts w:ascii="Times New Roman" w:eastAsia="Times New Roman" w:hAnsi="Times New Roman" w:cs="Times New Roman"/>
+          <w:sz w:val="24"/>
+          <w:szCs w:val="24"/>
+        </w:rPr>
+        <w:t xml:space="preserve">  |</w:t>
+      </w:r>
+    </w:p>
+    <w:p>
+      <w:pPr>
+        <w:spacing w:before="20" w:after="60"/>
+        <w:jc w:val="both"/>
+        <w:rPr>
+          <w:rFonts w:ascii="Times New Roman" w:eastAsia="Times New Roman" w:hAnsi="Times New Roman" w:cs="Times New Roman"/>
+          <w:sz w:val="24"/>
+          <w:szCs w:val="24"/>
+        </w:rPr>
+      </w:pPr>
+      <w:r>
+        <w:rPr>
+          <w:rFonts w:ascii="Times New Roman" w:eastAsia="Times New Roman" w:hAnsi="Times New Roman" w:cs="Times New Roman"/>
+          <w:sz w:val="24"/>
+          <w:szCs w:val="24"/>
+        </w:rPr>
+        <w:t xml:space="preserve">                        Mongoose ODM  </w:t>
       </w:r>
     </w:p>
     <w:p>
@@ -12207,194 +12470,52 @@
         </w:rPr>
         <w:t xml:space="preserve">                    </w:t>
       </w:r>
-      <w:proofErr w:type="gramStart"/>
-      <w:r>
-        <w:rPr>
-          <w:rFonts w:ascii="Times New Roman" w:eastAsia="Times New Roman" w:hAnsi="Times New Roman" w:cs="Times New Roman"/>
-          <w:sz w:val="24"/>
-          <w:szCs w:val="24"/>
-        </w:rPr>
-        <w:t>|  Node.js</w:t>
-      </w:r>
-      <w:proofErr w:type="gramEnd"/>
-      <w:r>
-        <w:rPr>
-          <w:rFonts w:ascii="Times New Roman" w:eastAsia="Times New Roman" w:hAnsi="Times New Roman" w:cs="Times New Roman"/>
-          <w:sz w:val="24"/>
-          <w:szCs w:val="24"/>
-        </w:rPr>
-        <w:t xml:space="preserve"> + Express.js   |</w:t>
-      </w:r>
-    </w:p>
-    <w:p>
-      <w:pPr>
-        <w:spacing w:before="20" w:after="60"/>
-        <w:jc w:val="both"/>
-        <w:rPr>
-          <w:rFonts w:ascii="Times New Roman" w:eastAsia="Times New Roman" w:hAnsi="Times New Roman" w:cs="Times New Roman"/>
-          <w:sz w:val="24"/>
-          <w:szCs w:val="24"/>
-        </w:rPr>
-      </w:pPr>
-      <w:r>
-        <w:rPr>
-          <w:rFonts w:ascii="Times New Roman" w:eastAsia="Times New Roman" w:hAnsi="Times New Roman" w:cs="Times New Roman"/>
-          <w:sz w:val="24"/>
-          <w:szCs w:val="24"/>
-        </w:rPr>
-        <w:t xml:space="preserve">                    | Business Logic &amp; JWT    |</w:t>
-      </w:r>
-    </w:p>
-    <w:p>
-      <w:pPr>
-        <w:spacing w:before="20" w:after="60"/>
-        <w:jc w:val="both"/>
-        <w:rPr>
-          <w:rFonts w:ascii="Times New Roman" w:eastAsia="Times New Roman" w:hAnsi="Times New Roman" w:cs="Times New Roman"/>
-          <w:sz w:val="24"/>
-          <w:szCs w:val="24"/>
-        </w:rPr>
-      </w:pPr>
-      <w:r>
-        <w:rPr>
-          <w:rFonts w:ascii="Times New Roman" w:eastAsia="Times New Roman" w:hAnsi="Times New Roman" w:cs="Times New Roman"/>
-          <w:sz w:val="24"/>
-          <w:szCs w:val="24"/>
-        </w:rPr>
-        <w:t xml:space="preserve">                    +-----------+-------------+</w:t>
-      </w:r>
-    </w:p>
-    <w:p>
-      <w:pPr>
-        <w:spacing w:before="20" w:after="60"/>
-        <w:jc w:val="both"/>
-        <w:rPr>
-          <w:rFonts w:ascii="Times New Roman" w:eastAsia="Times New Roman" w:hAnsi="Times New Roman" w:cs="Times New Roman"/>
-          <w:sz w:val="24"/>
-          <w:szCs w:val="24"/>
-        </w:rPr>
-      </w:pPr>
-      <w:r>
-        <w:rPr>
-          <w:rFonts w:ascii="Times New Roman" w:eastAsia="Times New Roman" w:hAnsi="Times New Roman" w:cs="Times New Roman"/>
-          <w:sz w:val="24"/>
-          <w:szCs w:val="24"/>
-        </w:rPr>
-        <w:t xml:space="preserve">                                |</w:t>
-      </w:r>
-    </w:p>
-    <w:p>
-      <w:pPr>
-        <w:spacing w:before="20" w:after="60"/>
-        <w:jc w:val="both"/>
-        <w:rPr>
-          <w:rFonts w:ascii="Times New Roman" w:eastAsia="Times New Roman" w:hAnsi="Times New Roman" w:cs="Times New Roman"/>
-          <w:sz w:val="24"/>
-          <w:szCs w:val="24"/>
-        </w:rPr>
-      </w:pPr>
-      <w:r>
-        <w:rPr>
-          <w:rFonts w:ascii="Times New Roman" w:eastAsia="Times New Roman" w:hAnsi="Times New Roman" w:cs="Times New Roman"/>
-          <w:sz w:val="24"/>
-          <w:szCs w:val="24"/>
-        </w:rPr>
-        <w:t xml:space="preserve">                          Mongoose ODM</w:t>
-      </w:r>
-    </w:p>
-    <w:p>
-      <w:pPr>
-        <w:spacing w:before="20" w:after="60"/>
-        <w:jc w:val="both"/>
-        <w:rPr>
-          <w:rFonts w:ascii="Times New Roman" w:eastAsia="Times New Roman" w:hAnsi="Times New Roman" w:cs="Times New Roman"/>
-          <w:sz w:val="24"/>
-          <w:szCs w:val="24"/>
-        </w:rPr>
-      </w:pPr>
-      <w:r>
-        <w:rPr>
-          <w:rFonts w:ascii="Times New Roman" w:eastAsia="Times New Roman" w:hAnsi="Times New Roman" w:cs="Times New Roman"/>
-          <w:sz w:val="24"/>
-          <w:szCs w:val="24"/>
-        </w:rPr>
-        <w:t xml:space="preserve">                                |</w:t>
-      </w:r>
-    </w:p>
-    <w:p>
-      <w:pPr>
-        <w:spacing w:before="20" w:after="60"/>
-        <w:jc w:val="both"/>
-        <w:rPr>
-          <w:rFonts w:ascii="Times New Roman" w:eastAsia="Times New Roman" w:hAnsi="Times New Roman" w:cs="Times New Roman"/>
-          <w:sz w:val="24"/>
-          <w:szCs w:val="24"/>
-        </w:rPr>
-      </w:pPr>
-      <w:r>
-        <w:rPr>
-          <w:rFonts w:ascii="Times New Roman" w:eastAsia="Times New Roman" w:hAnsi="Times New Roman" w:cs="Times New Roman"/>
-          <w:sz w:val="24"/>
-          <w:szCs w:val="24"/>
-        </w:rPr>
-        <w:t xml:space="preserve">                    +-----------+-------------+</w:t>
-      </w:r>
-    </w:p>
-    <w:p>
-      <w:pPr>
-        <w:spacing w:before="20" w:after="60"/>
-        <w:jc w:val="both"/>
-        <w:rPr>
-          <w:rFonts w:ascii="Times New Roman" w:eastAsia="Times New Roman" w:hAnsi="Times New Roman" w:cs="Times New Roman"/>
-          <w:sz w:val="24"/>
-          <w:szCs w:val="24"/>
-        </w:rPr>
-      </w:pPr>
-      <w:r>
-        <w:rPr>
-          <w:rFonts w:ascii="Times New Roman" w:eastAsia="Times New Roman" w:hAnsi="Times New Roman" w:cs="Times New Roman"/>
-          <w:sz w:val="24"/>
-          <w:szCs w:val="24"/>
-        </w:rPr>
-        <w:t xml:space="preserve">                    |       MongoDB           |</w:t>
-      </w:r>
-    </w:p>
-    <w:p>
-      <w:pPr>
-        <w:spacing w:before="20" w:after="60"/>
-        <w:jc w:val="both"/>
-        <w:rPr>
-          <w:rFonts w:ascii="Times New Roman" w:eastAsia="Times New Roman" w:hAnsi="Times New Roman" w:cs="Times New Roman"/>
-          <w:sz w:val="24"/>
-          <w:szCs w:val="24"/>
-        </w:rPr>
-      </w:pPr>
-      <w:r>
-        <w:rPr>
-          <w:rFonts w:ascii="Times New Roman" w:eastAsia="Times New Roman" w:hAnsi="Times New Roman" w:cs="Times New Roman"/>
-          <w:sz w:val="24"/>
-          <w:szCs w:val="24"/>
-        </w:rPr>
-        <w:t xml:space="preserve">                    |     Database Layer      |</w:t>
-      </w:r>
-    </w:p>
-    <w:p>
-      <w:pPr>
-        <w:spacing w:before="20" w:after="60"/>
-        <w:jc w:val="both"/>
-        <w:rPr>
-          <w:rFonts w:ascii="Times New Roman" w:eastAsia="Times New Roman" w:hAnsi="Times New Roman" w:cs="Times New Roman"/>
-          <w:sz w:val="24"/>
-          <w:szCs w:val="24"/>
-        </w:rPr>
-      </w:pPr>
-      <w:r>
-        <w:rPr>
-          <w:rFonts w:ascii="Times New Roman" w:eastAsia="Times New Roman" w:hAnsi="Times New Roman" w:cs="Times New Roman"/>
-          <w:sz w:val="24"/>
-          <w:szCs w:val="24"/>
-        </w:rPr>
-        <w:t xml:space="preserve">                    +-------------------------+</w:t>
+      <w:r>
+        <w:rPr>
+          <w:rFonts w:ascii="Times New Roman" w:eastAsia="Times New Roman" w:hAnsi="Times New Roman" w:cs="Times New Roman"/>
+          <w:sz w:val="24"/>
+          <w:szCs w:val="24"/>
+        </w:rPr>
+        <w:t xml:space="preserve">              |</w:t>
+      </w:r>
+    </w:p>
+    <w:p>
+      <w:pPr>
+        <w:spacing w:before="20" w:after="60"/>
+        <w:jc w:val="both"/>
+        <w:rPr>
+          <w:rFonts w:ascii="Times New Roman" w:eastAsia="Times New Roman" w:hAnsi="Times New Roman" w:cs="Times New Roman"/>
+          <w:sz w:val="24"/>
+          <w:szCs w:val="24"/>
+        </w:rPr>
+      </w:pPr>
+      <w:r>
+        <w:rPr>
+          <w:rFonts w:ascii="Times New Roman" w:eastAsia="Times New Roman" w:hAnsi="Times New Roman" w:cs="Times New Roman"/>
+          <w:sz w:val="24"/>
+          <w:szCs w:val="24"/>
+        </w:rPr>
+        <w:t xml:space="preserve">                   MongoDB Database Layer      </w:t>
+      </w:r>
+    </w:p>
+    <w:p>
+      <w:pPr>
+        <w:spacing w:before="20" w:after="60"/>
+        <w:jc w:val="both"/>
+        <w:rPr>
+          <w:rFonts w:ascii="Times New Roman" w:eastAsia="Times New Roman" w:hAnsi="Times New Roman" w:cs="Times New Roman"/>
+          <w:sz w:val="24"/>
+          <w:szCs w:val="24"/>
+        </w:rPr>
+      </w:pPr>
+      <w:r>
+        <w:rPr>
+          <w:rFonts w:ascii="Times New Roman" w:eastAsia="Times New Roman" w:hAnsi="Times New Roman" w:cs="Times New Roman"/>
+          <w:sz w:val="24"/>
+          <w:szCs w:val="24"/>
+        </w:rPr>
+        <w:lastRenderedPageBreak/>
+        <w:t xml:space="preserve">                   </w:t>
       </w:r>
     </w:p>
     <w:p>
@@ -12454,7 +12575,6 @@
           <w:sz w:val="24"/>
           <w:szCs w:val="24"/>
         </w:rPr>
-        <w:lastRenderedPageBreak/>
         <w:t xml:space="preserve">The Presentation Layer is developed using </w:t>
       </w:r>
       <w:r>
@@ -12493,6 +12613,17 @@
         </w:rPr>
         <w:t>. It provides an intuitive and responsive user interface for administrators, faculty, students, and supporting staff.</w:t>
       </w:r>
+    </w:p>
+    <w:p>
+      <w:pPr>
+        <w:spacing w:before="20" w:after="60"/>
+        <w:jc w:val="both"/>
+        <w:rPr>
+          <w:rFonts w:ascii="Times New Roman" w:eastAsia="Times New Roman" w:hAnsi="Times New Roman" w:cs="Times New Roman"/>
+          <w:sz w:val="24"/>
+          <w:szCs w:val="24"/>
+        </w:rPr>
+      </w:pPr>
     </w:p>
     <w:p>
       <w:pPr>
@@ -12578,6 +12709,17 @@
         </w:rPr>
         <w:t>. It handles authentication, business logic, API routing, QR/OTP verification, certificate generation, and data processing.</w:t>
       </w:r>
+    </w:p>
+    <w:p>
+      <w:pPr>
+        <w:spacing w:before="20" w:after="60"/>
+        <w:jc w:val="both"/>
+        <w:rPr>
+          <w:rFonts w:ascii="Times New Roman" w:eastAsia="Times New Roman" w:hAnsi="Times New Roman" w:cs="Times New Roman"/>
+          <w:sz w:val="24"/>
+          <w:szCs w:val="24"/>
+        </w:rPr>
+      </w:pPr>
     </w:p>
     <w:p>
       <w:pPr>
@@ -16498,6 +16640,7 @@
                 <w:sz w:val="24"/>
                 <w:szCs w:val="24"/>
               </w:rPr>
+              <w:lastRenderedPageBreak/>
               <w:t>AttendancePass</w:t>
             </w:r>
             <w:proofErr w:type="spellEnd"/>
@@ -18762,6 +18905,7 @@
           <w:sz w:val="24"/>
           <w:szCs w:val="24"/>
         </w:rPr>
+        <w:lastRenderedPageBreak/>
         <w:t xml:space="preserve">The </w:t>
       </w:r>
       <w:r>
@@ -18868,7 +19012,6 @@
           <w:sz w:val="24"/>
           <w:szCs w:val="24"/>
         </w:rPr>
-        <w:lastRenderedPageBreak/>
         <w:t>One user can receive multiple notifications.</w:t>
       </w:r>
     </w:p>
@@ -19568,6 +19711,7 @@
           <w:sz w:val="24"/>
           <w:szCs w:val="24"/>
         </w:rPr>
+        <w:lastRenderedPageBreak/>
         <w:t>Relationship:</w:t>
       </w:r>
     </w:p>
@@ -19668,7 +19812,6 @@
         </w:rPr>
       </w:pPr>
       <w:r>
-        <w:lastRenderedPageBreak/>
         <w:pict w14:anchorId="17C293CE">
           <v:rect id="_x0000_i1035" style="width:0;height:1.5pt" o:hralign="center" o:hrstd="t" o:hr="t" fillcolor="#a0a0a0" stroked="f"/>
         </w:pict>
@@ -20360,6 +20503,7 @@
           <w:sz w:val="24"/>
           <w:szCs w:val="24"/>
         </w:rPr>
+        <w:lastRenderedPageBreak/>
         <w:t>Forum Participation</w:t>
       </w:r>
     </w:p>
@@ -20480,7 +20624,6 @@
           <w:sz w:val="24"/>
           <w:szCs w:val="24"/>
         </w:rPr>
-        <w:lastRenderedPageBreak/>
         <w:t>Participant Details</w:t>
       </w:r>
     </w:p>
@@ -21168,6 +21311,7 @@
           <w:sz w:val="24"/>
           <w:szCs w:val="24"/>
         </w:rPr>
+        <w:lastRenderedPageBreak/>
         <w:t>Features</w:t>
       </w:r>
     </w:p>
@@ -21281,7 +21425,6 @@
           <w:sz w:val="24"/>
           <w:szCs w:val="24"/>
         </w:rPr>
-        <w:lastRenderedPageBreak/>
         <w:t>17.9 Reporting Module</w:t>
       </w:r>
     </w:p>
@@ -22667,6 +22810,7 @@
                 <w:sz w:val="24"/>
                 <w:szCs w:val="24"/>
               </w:rPr>
+              <w:lastRenderedPageBreak/>
               <w:t>DELETE</w:t>
             </w:r>
           </w:p>
@@ -22985,7 +23129,6 @@
                 <w:sz w:val="24"/>
                 <w:szCs w:val="24"/>
               </w:rPr>
-              <w:lastRenderedPageBreak/>
               <w:t>GET</w:t>
             </w:r>
           </w:p>
@@ -24744,6 +24887,7 @@
                 <w:sz w:val="24"/>
                 <w:szCs w:val="24"/>
               </w:rPr>
+              <w:lastRenderedPageBreak/>
               <w:t>Method</w:t>
             </w:r>
           </w:p>
@@ -24992,7 +25136,6 @@
                 <w:sz w:val="24"/>
                 <w:szCs w:val="24"/>
               </w:rPr>
-              <w:lastRenderedPageBreak/>
               <w:t>POST</w:t>
             </w:r>
           </w:p>
@@ -26674,6 +26817,7 @@
                 <w:sz w:val="24"/>
                 <w:szCs w:val="24"/>
               </w:rPr>
+              <w:lastRenderedPageBreak/>
               <w:t>GET</w:t>
             </w:r>
           </w:p>
@@ -26936,7 +27080,6 @@
                 <w:sz w:val="24"/>
                 <w:szCs w:val="24"/>
               </w:rPr>
-              <w:lastRenderedPageBreak/>
               <w:t>GET</w:t>
             </w:r>
           </w:p>
@@ -34302,6 +34445,7 @@
   <w:style w:type="paragraph" w:default="1" w:styleId="Normal">
     <w:name w:val="Normal"/>
     <w:qFormat/>
+    <w:rsid w:val="00C63960"/>
   </w:style>
   <w:style w:type="paragraph" w:styleId="Heading1">
     <w:name w:val="heading 1"/>
@@ -34418,6 +34562,7 @@
   <w:style w:type="character" w:default="1" w:styleId="DefaultParagraphFont">
     <w:name w:val="Default Paragraph Font"/>
     <w:uiPriority w:val="1"/>
+    <w:semiHidden/>
     <w:unhideWhenUsed/>
   </w:style>
   <w:style w:type="table" w:default="1" w:styleId="TableNormal">
@@ -34967,4 +35112,16 @@
   </a:objectDefaults>
   <a:extraClrSchemeLst/>
 </a:theme>
+</file>
+
+<file path=customXml/item1.xml><?xml version="1.0" encoding="utf-8"?>
+<b:Sources xmlns:b="http://schemas.openxmlformats.org/officeDocument/2006/bibliography" xmlns="http://schemas.openxmlformats.org/officeDocument/2006/bibliography" SelectedStyle="\APASixthEditionOfficeOnline.xsl" StyleName="APA" Version="6"/>
+</file>
+
+<file path=customXml/itemProps1.xml><?xml version="1.0" encoding="utf-8"?>
+<ds:datastoreItem xmlns:ds="http://schemas.openxmlformats.org/officeDocument/2006/customXml" ds:itemID="{529C5985-0272-4A0A-B50C-773401E50E95}">
+  <ds:schemaRefs>
+    <ds:schemaRef ds:uri="http://schemas.openxmlformats.org/officeDocument/2006/bibliography"/>
+  </ds:schemaRefs>
+</ds:datastoreItem>
 </file>
--- a/EVEZEN - DOCUMENTATION.docx
+++ b/EVEZEN - DOCUMENTATION.docx
@@ -8643,6 +8643,7 @@
                 <w:sz w:val="24"/>
                 <w:szCs w:val="24"/>
               </w:rPr>
+              <w:lastRenderedPageBreak/>
               <w:t>11.3 Student Module</w:t>
             </w:r>
           </w:p>
@@ -27186,6 +27187,440 @@
           <w:szCs w:val="24"/>
         </w:rPr>
       </w:pPr>
+    </w:p>
+    <w:p>
+      <w:pPr>
+        <w:spacing w:before="20" w:after="60"/>
+        <w:jc w:val="both"/>
+        <w:rPr>
+          <w:rFonts w:ascii="Times New Roman" w:eastAsia="Times New Roman" w:hAnsi="Times New Roman" w:cs="Times New Roman"/>
+          <w:b/>
+          <w:bCs/>
+          <w:sz w:val="32"/>
+          <w:szCs w:val="32"/>
+        </w:rPr>
+      </w:pPr>
+      <w:r>
+        <w:rPr>
+          <w:rFonts w:ascii="Times New Roman" w:eastAsia="Times New Roman" w:hAnsi="Times New Roman" w:cs="Times New Roman"/>
+          <w:b/>
+          <w:bCs/>
+          <w:sz w:val="32"/>
+          <w:szCs w:val="32"/>
+        </w:rPr>
+        <w:t xml:space="preserve">Project </w:t>
+      </w:r>
+      <w:proofErr w:type="spellStart"/>
+      <w:proofErr w:type="gramStart"/>
+      <w:r>
+        <w:rPr>
+          <w:rFonts w:ascii="Times New Roman" w:eastAsia="Times New Roman" w:hAnsi="Times New Roman" w:cs="Times New Roman"/>
+          <w:b/>
+          <w:bCs/>
+          <w:sz w:val="32"/>
+          <w:szCs w:val="32"/>
+        </w:rPr>
+        <w:t>ScreenShots</w:t>
+      </w:r>
+      <w:proofErr w:type="spellEnd"/>
+      <w:r>
+        <w:rPr>
+          <w:rFonts w:ascii="Times New Roman" w:eastAsia="Times New Roman" w:hAnsi="Times New Roman" w:cs="Times New Roman"/>
+          <w:b/>
+          <w:bCs/>
+          <w:sz w:val="32"/>
+          <w:szCs w:val="32"/>
+        </w:rPr>
+        <w:t xml:space="preserve"> </w:t>
+      </w:r>
+      <w:r>
+        <w:rPr>
+          <w:rFonts w:ascii="Times New Roman" w:eastAsia="Times New Roman" w:hAnsi="Times New Roman" w:cs="Times New Roman"/>
+          <w:b/>
+          <w:bCs/>
+          <w:sz w:val="32"/>
+          <w:szCs w:val="32"/>
+        </w:rPr>
+        <w:t>:</w:t>
+      </w:r>
+      <w:proofErr w:type="gramEnd"/>
+    </w:p>
+    <w:p>
+      <w:pPr>
+        <w:spacing w:before="20" w:after="60"/>
+        <w:jc w:val="both"/>
+        <w:rPr>
+          <w:rFonts w:ascii="Times New Roman" w:eastAsia="Times New Roman" w:hAnsi="Times New Roman" w:cs="Times New Roman"/>
+          <w:b/>
+          <w:bCs/>
+          <w:sz w:val="32"/>
+          <w:szCs w:val="32"/>
+        </w:rPr>
+      </w:pPr>
+    </w:p>
+    <w:p>
+      <w:pPr>
+        <w:spacing w:before="20" w:after="60"/>
+        <w:jc w:val="both"/>
+        <w:rPr>
+          <w:rFonts w:ascii="Times New Roman" w:eastAsia="Times New Roman" w:hAnsi="Times New Roman" w:cs="Times New Roman"/>
+          <w:sz w:val="24"/>
+          <w:szCs w:val="24"/>
+        </w:rPr>
+      </w:pPr>
+      <w:r>
+        <w:rPr>
+          <w:noProof/>
+        </w:rPr>
+        <w:drawing>
+          <wp:inline distT="0" distB="0" distL="0" distR="0" wp14:anchorId="2A619939" wp14:editId="1FC08F69">
+            <wp:extent cx="5943600" cy="3343275"/>
+            <wp:effectExtent l="0" t="0" r="0" b="9525"/>
+            <wp:docPr id="701325724" name="Picture 1"/>
+            <wp:cNvGraphicFramePr>
+              <a:graphicFrameLocks xmlns:a="http://schemas.openxmlformats.org/drawingml/2006/main" noChangeAspect="1"/>
+            </wp:cNvGraphicFramePr>
+            <a:graphic xmlns:a="http://schemas.openxmlformats.org/drawingml/2006/main">
+              <a:graphicData uri="http://schemas.openxmlformats.org/drawingml/2006/picture">
+                <pic:pic xmlns:pic="http://schemas.openxmlformats.org/drawingml/2006/picture">
+                  <pic:nvPicPr>
+                    <pic:cNvPr id="701325724" name=""/>
+                    <pic:cNvPicPr/>
+                  </pic:nvPicPr>
+                  <pic:blipFill>
+                    <a:blip r:embed="rId7"/>
+                    <a:stretch>
+                      <a:fillRect/>
+                    </a:stretch>
+                  </pic:blipFill>
+                  <pic:spPr>
+                    <a:xfrm>
+                      <a:off x="0" y="0"/>
+                      <a:ext cx="5943600" cy="3343275"/>
+                    </a:xfrm>
+                    <a:prstGeom prst="rect">
+                      <a:avLst/>
+                    </a:prstGeom>
+                  </pic:spPr>
+                </pic:pic>
+              </a:graphicData>
+            </a:graphic>
+          </wp:inline>
+        </w:drawing>
+      </w:r>
+    </w:p>
+    <w:p>
+      <w:pPr>
+        <w:spacing w:before="20" w:after="60"/>
+        <w:jc w:val="both"/>
+        <w:rPr>
+          <w:rFonts w:ascii="Times New Roman" w:eastAsia="Times New Roman" w:hAnsi="Times New Roman" w:cs="Times New Roman"/>
+          <w:sz w:val="24"/>
+          <w:szCs w:val="24"/>
+        </w:rPr>
+      </w:pPr>
+    </w:p>
+    <w:p>
+      <w:pPr>
+        <w:spacing w:before="20" w:after="60"/>
+        <w:jc w:val="both"/>
+        <w:rPr>
+          <w:rFonts w:ascii="Times New Roman" w:eastAsia="Times New Roman" w:hAnsi="Times New Roman" w:cs="Times New Roman"/>
+          <w:sz w:val="24"/>
+          <w:szCs w:val="24"/>
+        </w:rPr>
+      </w:pPr>
+      <w:r>
+        <w:rPr>
+          <w:noProof/>
+        </w:rPr>
+        <w:lastRenderedPageBreak/>
+        <w:drawing>
+          <wp:inline distT="0" distB="0" distL="0" distR="0" wp14:anchorId="4F26C927" wp14:editId="0BDC3A9C">
+            <wp:extent cx="5943600" cy="3343275"/>
+            <wp:effectExtent l="0" t="0" r="0" b="9525"/>
+            <wp:docPr id="549604227" name="Picture 1"/>
+            <wp:cNvGraphicFramePr>
+              <a:graphicFrameLocks xmlns:a="http://schemas.openxmlformats.org/drawingml/2006/main" noChangeAspect="1"/>
+            </wp:cNvGraphicFramePr>
+            <a:graphic xmlns:a="http://schemas.openxmlformats.org/drawingml/2006/main">
+              <a:graphicData uri="http://schemas.openxmlformats.org/drawingml/2006/picture">
+                <pic:pic xmlns:pic="http://schemas.openxmlformats.org/drawingml/2006/picture">
+                  <pic:nvPicPr>
+                    <pic:cNvPr id="549604227" name=""/>
+                    <pic:cNvPicPr/>
+                  </pic:nvPicPr>
+                  <pic:blipFill>
+                    <a:blip r:embed="rId8"/>
+                    <a:stretch>
+                      <a:fillRect/>
+                    </a:stretch>
+                  </pic:blipFill>
+                  <pic:spPr>
+                    <a:xfrm>
+                      <a:off x="0" y="0"/>
+                      <a:ext cx="5943600" cy="3343275"/>
+                    </a:xfrm>
+                    <a:prstGeom prst="rect">
+                      <a:avLst/>
+                    </a:prstGeom>
+                  </pic:spPr>
+                </pic:pic>
+              </a:graphicData>
+            </a:graphic>
+          </wp:inline>
+        </w:drawing>
+      </w:r>
+    </w:p>
+    <w:p>
+      <w:pPr>
+        <w:spacing w:before="20" w:after="60"/>
+        <w:jc w:val="both"/>
+        <w:rPr>
+          <w:rFonts w:ascii="Times New Roman" w:eastAsia="Times New Roman" w:hAnsi="Times New Roman" w:cs="Times New Roman"/>
+          <w:sz w:val="24"/>
+          <w:szCs w:val="24"/>
+        </w:rPr>
+      </w:pPr>
+    </w:p>
+    <w:p>
+      <w:pPr>
+        <w:spacing w:before="20" w:after="60"/>
+        <w:jc w:val="both"/>
+        <w:rPr>
+          <w:rFonts w:ascii="Times New Roman" w:eastAsia="Times New Roman" w:hAnsi="Times New Roman" w:cs="Times New Roman"/>
+          <w:sz w:val="24"/>
+          <w:szCs w:val="24"/>
+        </w:rPr>
+      </w:pPr>
+      <w:r>
+        <w:rPr>
+          <w:noProof/>
+        </w:rPr>
+        <w:drawing>
+          <wp:inline distT="0" distB="0" distL="0" distR="0" wp14:anchorId="307586F5" wp14:editId="338A4B6E">
+            <wp:extent cx="5943600" cy="3343275"/>
+            <wp:effectExtent l="0" t="0" r="0" b="9525"/>
+            <wp:docPr id="1140217407" name="Picture 1"/>
+            <wp:cNvGraphicFramePr>
+              <a:graphicFrameLocks xmlns:a="http://schemas.openxmlformats.org/drawingml/2006/main" noChangeAspect="1"/>
+            </wp:cNvGraphicFramePr>
+            <a:graphic xmlns:a="http://schemas.openxmlformats.org/drawingml/2006/main">
+              <a:graphicData uri="http://schemas.openxmlformats.org/drawingml/2006/picture">
+                <pic:pic xmlns:pic="http://schemas.openxmlformats.org/drawingml/2006/picture">
+                  <pic:nvPicPr>
+                    <pic:cNvPr id="1140217407" name=""/>
+                    <pic:cNvPicPr/>
+                  </pic:nvPicPr>
+                  <pic:blipFill>
+                    <a:blip r:embed="rId9"/>
+                    <a:stretch>
+                      <a:fillRect/>
+                    </a:stretch>
+                  </pic:blipFill>
+                  <pic:spPr>
+                    <a:xfrm>
+                      <a:off x="0" y="0"/>
+                      <a:ext cx="5943600" cy="3343275"/>
+                    </a:xfrm>
+                    <a:prstGeom prst="rect">
+                      <a:avLst/>
+                    </a:prstGeom>
+                  </pic:spPr>
+                </pic:pic>
+              </a:graphicData>
+            </a:graphic>
+          </wp:inline>
+        </w:drawing>
+      </w:r>
+    </w:p>
+    <w:p>
+      <w:pPr>
+        <w:spacing w:before="20" w:after="60"/>
+        <w:jc w:val="both"/>
+        <w:rPr>
+          <w:rFonts w:ascii="Times New Roman" w:eastAsia="Times New Roman" w:hAnsi="Times New Roman" w:cs="Times New Roman"/>
+          <w:sz w:val="24"/>
+          <w:szCs w:val="24"/>
+        </w:rPr>
+      </w:pPr>
+    </w:p>
+    <w:p>
+      <w:pPr>
+        <w:spacing w:before="20" w:after="60"/>
+        <w:jc w:val="both"/>
+        <w:rPr>
+          <w:rFonts w:ascii="Times New Roman" w:eastAsia="Times New Roman" w:hAnsi="Times New Roman" w:cs="Times New Roman"/>
+          <w:sz w:val="24"/>
+          <w:szCs w:val="24"/>
+        </w:rPr>
+      </w:pPr>
+      <w:r>
+        <w:rPr>
+          <w:noProof/>
+        </w:rPr>
+        <w:lastRenderedPageBreak/>
+        <w:drawing>
+          <wp:inline distT="0" distB="0" distL="0" distR="0" wp14:anchorId="43121709" wp14:editId="026A09F9">
+            <wp:extent cx="5943600" cy="3343275"/>
+            <wp:effectExtent l="0" t="0" r="0" b="9525"/>
+            <wp:docPr id="602990101" name="Picture 1"/>
+            <wp:cNvGraphicFramePr>
+              <a:graphicFrameLocks xmlns:a="http://schemas.openxmlformats.org/drawingml/2006/main" noChangeAspect="1"/>
+            </wp:cNvGraphicFramePr>
+            <a:graphic xmlns:a="http://schemas.openxmlformats.org/drawingml/2006/main">
+              <a:graphicData uri="http://schemas.openxmlformats.org/drawingml/2006/picture">
+                <pic:pic xmlns:pic="http://schemas.openxmlformats.org/drawingml/2006/picture">
+                  <pic:nvPicPr>
+                    <pic:cNvPr id="602990101" name=""/>
+                    <pic:cNvPicPr/>
+                  </pic:nvPicPr>
+                  <pic:blipFill>
+                    <a:blip r:embed="rId10"/>
+                    <a:stretch>
+                      <a:fillRect/>
+                    </a:stretch>
+                  </pic:blipFill>
+                  <pic:spPr>
+                    <a:xfrm>
+                      <a:off x="0" y="0"/>
+                      <a:ext cx="5943600" cy="3343275"/>
+                    </a:xfrm>
+                    <a:prstGeom prst="rect">
+                      <a:avLst/>
+                    </a:prstGeom>
+                  </pic:spPr>
+                </pic:pic>
+              </a:graphicData>
+            </a:graphic>
+          </wp:inline>
+        </w:drawing>
+      </w:r>
+    </w:p>
+    <w:p>
+      <w:pPr>
+        <w:spacing w:before="20" w:after="60"/>
+        <w:jc w:val="both"/>
+        <w:rPr>
+          <w:rFonts w:ascii="Times New Roman" w:eastAsia="Times New Roman" w:hAnsi="Times New Roman" w:cs="Times New Roman"/>
+          <w:sz w:val="24"/>
+          <w:szCs w:val="24"/>
+        </w:rPr>
+      </w:pPr>
+    </w:p>
+    <w:p>
+      <w:pPr>
+        <w:spacing w:before="20" w:after="60"/>
+        <w:jc w:val="both"/>
+        <w:rPr>
+          <w:rFonts w:ascii="Times New Roman" w:eastAsia="Times New Roman" w:hAnsi="Times New Roman" w:cs="Times New Roman"/>
+          <w:sz w:val="24"/>
+          <w:szCs w:val="24"/>
+        </w:rPr>
+      </w:pPr>
+      <w:r>
+        <w:rPr>
+          <w:noProof/>
+        </w:rPr>
+        <w:drawing>
+          <wp:inline distT="0" distB="0" distL="0" distR="0" wp14:anchorId="27ACD343" wp14:editId="72E56667">
+            <wp:extent cx="5943600" cy="3343275"/>
+            <wp:effectExtent l="0" t="0" r="0" b="9525"/>
+            <wp:docPr id="741626843" name="Picture 1"/>
+            <wp:cNvGraphicFramePr>
+              <a:graphicFrameLocks xmlns:a="http://schemas.openxmlformats.org/drawingml/2006/main" noChangeAspect="1"/>
+            </wp:cNvGraphicFramePr>
+            <a:graphic xmlns:a="http://schemas.openxmlformats.org/drawingml/2006/main">
+              <a:graphicData uri="http://schemas.openxmlformats.org/drawingml/2006/picture">
+                <pic:pic xmlns:pic="http://schemas.openxmlformats.org/drawingml/2006/picture">
+                  <pic:nvPicPr>
+                    <pic:cNvPr id="741626843" name=""/>
+                    <pic:cNvPicPr/>
+                  </pic:nvPicPr>
+                  <pic:blipFill>
+                    <a:blip r:embed="rId11"/>
+                    <a:stretch>
+                      <a:fillRect/>
+                    </a:stretch>
+                  </pic:blipFill>
+                  <pic:spPr>
+                    <a:xfrm>
+                      <a:off x="0" y="0"/>
+                      <a:ext cx="5943600" cy="3343275"/>
+                    </a:xfrm>
+                    <a:prstGeom prst="rect">
+                      <a:avLst/>
+                    </a:prstGeom>
+                  </pic:spPr>
+                </pic:pic>
+              </a:graphicData>
+            </a:graphic>
+          </wp:inline>
+        </w:drawing>
+      </w:r>
+    </w:p>
+    <w:p>
+      <w:pPr>
+        <w:spacing w:before="20" w:after="60"/>
+        <w:jc w:val="both"/>
+        <w:rPr>
+          <w:rFonts w:ascii="Times New Roman" w:eastAsia="Times New Roman" w:hAnsi="Times New Roman" w:cs="Times New Roman"/>
+          <w:sz w:val="24"/>
+          <w:szCs w:val="24"/>
+        </w:rPr>
+      </w:pPr>
+    </w:p>
+    <w:p>
+      <w:pPr>
+        <w:spacing w:before="20" w:after="60"/>
+        <w:jc w:val="both"/>
+        <w:rPr>
+          <w:rFonts w:ascii="Times New Roman" w:eastAsia="Times New Roman" w:hAnsi="Times New Roman" w:cs="Times New Roman"/>
+          <w:sz w:val="24"/>
+          <w:szCs w:val="24"/>
+        </w:rPr>
+      </w:pPr>
+      <w:r>
+        <w:rPr>
+          <w:noProof/>
+        </w:rPr>
+        <w:lastRenderedPageBreak/>
+        <w:drawing>
+          <wp:inline distT="0" distB="0" distL="0" distR="0" wp14:anchorId="0F7FCD50" wp14:editId="5D5B0C69">
+            <wp:extent cx="5943600" cy="3343275"/>
+            <wp:effectExtent l="0" t="0" r="0" b="9525"/>
+            <wp:docPr id="1821099187" name="Picture 1"/>
+            <wp:cNvGraphicFramePr>
+              <a:graphicFrameLocks xmlns:a="http://schemas.openxmlformats.org/drawingml/2006/main" noChangeAspect="1"/>
+            </wp:cNvGraphicFramePr>
+            <a:graphic xmlns:a="http://schemas.openxmlformats.org/drawingml/2006/main">
+              <a:graphicData uri="http://schemas.openxmlformats.org/drawingml/2006/picture">
+                <pic:pic xmlns:pic="http://schemas.openxmlformats.org/drawingml/2006/picture">
+                  <pic:nvPicPr>
+                    <pic:cNvPr id="1821099187" name=""/>
+                    <pic:cNvPicPr/>
+                  </pic:nvPicPr>
+                  <pic:blipFill>
+                    <a:blip r:embed="rId12"/>
+                    <a:stretch>
+                      <a:fillRect/>
+                    </a:stretch>
+                  </pic:blipFill>
+                  <pic:spPr>
+                    <a:xfrm>
+                      <a:off x="0" y="0"/>
+                      <a:ext cx="5943600" cy="3343275"/>
+                    </a:xfrm>
+                    <a:prstGeom prst="rect">
+                      <a:avLst/>
+                    </a:prstGeom>
+                  </pic:spPr>
+                </pic:pic>
+              </a:graphicData>
+            </a:graphic>
+          </wp:inline>
+        </w:drawing>
+      </w:r>
     </w:p>
     <w:sectPr>
       <w:pgSz w:w="12240" w:h="15840"/>
